--- a/SWP/MM-4034-033-OR-03-SWP-214-Laboratory-Instrumental-Analysis-RevA.docx
+++ b/SWP/MM-4034-033-OR-03-SWP-214-Laboratory-Instrumental-Analysis-RevA.docx
@@ -4468,9 +4468,9 @@
         <w:tblLook w:val="04A0" w:firstRow="1" w:lastRow="0" w:firstColumn="1" w:lastColumn="0" w:noHBand="0" w:noVBand="1"/>
       </w:tblPr>
       <w:tblGrid>
-        <w:gridCol w:w="2200"/>
-        <w:gridCol w:w="2200"/>
-        <w:gridCol w:w="4094"/>
+        <w:gridCol w:w="2450"/>
+        <w:gridCol w:w="2300"/>
+        <w:gridCol w:w="3744"/>
         <w:gridCol w:w="1700"/>
       </w:tblGrid>
       <w:tr>
@@ -4480,7 +4480,7 @@
         </w:trPr>
         <w:tc>
           <w:tcPr>
-            <w:tcW w:w="2200" w:type="dxa"/>
+            <w:tcW w:w="2450" w:type="dxa"/>
             <w:shd w:val="clear" w:color="auto" w:fill="BFBFBF" w:themeFill="background1" w:themeFillShade="BF"/>
             <w:vAlign w:val="center"/>
           </w:tcPr>
@@ -4505,7 +4505,7 @@
         </w:tc>
         <w:tc>
           <w:tcPr>
-            <w:tcW w:w="2200" w:type="dxa"/>
+            <w:tcW w:w="2300" w:type="dxa"/>
             <w:shd w:val="clear" w:color="auto" w:fill="BFBFBF" w:themeFill="background1" w:themeFillShade="BF"/>
             <w:vAlign w:val="center"/>
           </w:tcPr>
@@ -4530,7 +4530,7 @@
         </w:tc>
         <w:tc>
           <w:tcPr>
-            <w:tcW w:w="4094" w:type="dxa"/>
+            <w:tcW w:w="3744" w:type="dxa"/>
             <w:shd w:val="clear" w:color="auto" w:fill="BFBFBF" w:themeFill="background1" w:themeFillShade="BF"/>
             <w:vAlign w:val="center"/>
           </w:tcPr>
@@ -4586,7 +4586,7 @@
         </w:trPr>
         <w:tc>
           <w:tcPr>
-            <w:tcW w:w="2200" w:type="dxa"/>
+            <w:tcW w:w="2450" w:type="dxa"/>
             <w:vAlign w:val="center"/>
           </w:tcPr>
           <w:p>
@@ -4606,7 +4606,7 @@
         </w:tc>
         <w:tc>
           <w:tcPr>
-            <w:tcW w:w="2200" w:type="dxa"/>
+            <w:tcW w:w="2300" w:type="dxa"/>
             <w:vAlign w:val="center"/>
           </w:tcPr>
           <w:p>
@@ -4626,7 +4626,7 @@
         </w:tc>
         <w:tc>
           <w:tcPr>
-            <w:tcW w:w="4094" w:type="dxa"/>
+            <w:tcW w:w="3744" w:type="dxa"/>
             <w:vAlign w:val="center"/>
           </w:tcPr>
           <w:p>
@@ -4672,7 +4672,7 @@
         </w:trPr>
         <w:tc>
           <w:tcPr>
-            <w:tcW w:w="2200" w:type="dxa"/>
+            <w:tcW w:w="2450" w:type="dxa"/>
             <w:vAlign w:val="center"/>
           </w:tcPr>
           <w:p>
@@ -4692,7 +4692,7 @@
         </w:tc>
         <w:tc>
           <w:tcPr>
-            <w:tcW w:w="2200" w:type="dxa"/>
+            <w:tcW w:w="2300" w:type="dxa"/>
             <w:vAlign w:val="center"/>
           </w:tcPr>
           <w:p>
@@ -4712,7 +4712,7 @@
         </w:tc>
         <w:tc>
           <w:tcPr>
-            <w:tcW w:w="4094" w:type="dxa"/>
+            <w:tcW w:w="3744" w:type="dxa"/>
             <w:vAlign w:val="center"/>
           </w:tcPr>
           <w:p>
@@ -4758,7 +4758,7 @@
         </w:trPr>
         <w:tc>
           <w:tcPr>
-            <w:tcW w:w="2200" w:type="dxa"/>
+            <w:tcW w:w="2450" w:type="dxa"/>
             <w:vAlign w:val="center"/>
           </w:tcPr>
           <w:p>
@@ -4778,7 +4778,7 @@
         </w:tc>
         <w:tc>
           <w:tcPr>
-            <w:tcW w:w="2200" w:type="dxa"/>
+            <w:tcW w:w="2300" w:type="dxa"/>
             <w:vAlign w:val="center"/>
           </w:tcPr>
           <w:p>
@@ -4798,7 +4798,7 @@
         </w:tc>
         <w:tc>
           <w:tcPr>
-            <w:tcW w:w="4094" w:type="dxa"/>
+            <w:tcW w:w="3744" w:type="dxa"/>
             <w:vAlign w:val="center"/>
           </w:tcPr>
           <w:p>
@@ -4844,7 +4844,7 @@
         </w:trPr>
         <w:tc>
           <w:tcPr>
-            <w:tcW w:w="2200" w:type="dxa"/>
+            <w:tcW w:w="2450" w:type="dxa"/>
             <w:vAlign w:val="center"/>
           </w:tcPr>
           <w:p>
@@ -4864,7 +4864,7 @@
         </w:tc>
         <w:tc>
           <w:tcPr>
-            <w:tcW w:w="2200" w:type="dxa"/>
+            <w:tcW w:w="2300" w:type="dxa"/>
             <w:vAlign w:val="center"/>
           </w:tcPr>
           <w:p>
@@ -4884,7 +4884,7 @@
         </w:tc>
         <w:tc>
           <w:tcPr>
-            <w:tcW w:w="4094" w:type="dxa"/>
+            <w:tcW w:w="3744" w:type="dxa"/>
             <w:vAlign w:val="center"/>
           </w:tcPr>
           <w:p>
@@ -4930,7 +4930,7 @@
         </w:trPr>
         <w:tc>
           <w:tcPr>
-            <w:tcW w:w="2200" w:type="dxa"/>
+            <w:tcW w:w="2450" w:type="dxa"/>
             <w:vAlign w:val="center"/>
           </w:tcPr>
           <w:p>
@@ -4950,7 +4950,7 @@
         </w:tc>
         <w:tc>
           <w:tcPr>
-            <w:tcW w:w="2200" w:type="dxa"/>
+            <w:tcW w:w="2300" w:type="dxa"/>
             <w:vAlign w:val="center"/>
           </w:tcPr>
           <w:p>
@@ -4970,7 +4970,7 @@
         </w:tc>
         <w:tc>
           <w:tcPr>
-            <w:tcW w:w="4094" w:type="dxa"/>
+            <w:tcW w:w="3744" w:type="dxa"/>
             <w:vAlign w:val="center"/>
           </w:tcPr>
           <w:p>
@@ -5016,7 +5016,7 @@
         </w:trPr>
         <w:tc>
           <w:tcPr>
-            <w:tcW w:w="2200" w:type="dxa"/>
+            <w:tcW w:w="2450" w:type="dxa"/>
             <w:vAlign w:val="center"/>
           </w:tcPr>
           <w:p>
@@ -5036,7 +5036,7 @@
         </w:tc>
         <w:tc>
           <w:tcPr>
-            <w:tcW w:w="2200" w:type="dxa"/>
+            <w:tcW w:w="2300" w:type="dxa"/>
             <w:vAlign w:val="center"/>
           </w:tcPr>
           <w:p>
@@ -5056,7 +5056,7 @@
         </w:tc>
         <w:tc>
           <w:tcPr>
-            <w:tcW w:w="4094" w:type="dxa"/>
+            <w:tcW w:w="3744" w:type="dxa"/>
             <w:vAlign w:val="center"/>
           </w:tcPr>
           <w:p>
@@ -5102,7 +5102,7 @@
         </w:trPr>
         <w:tc>
           <w:tcPr>
-            <w:tcW w:w="2200" w:type="dxa"/>
+            <w:tcW w:w="2450" w:type="dxa"/>
             <w:vAlign w:val="center"/>
           </w:tcPr>
           <w:p>
@@ -5122,7 +5122,7 @@
         </w:tc>
         <w:tc>
           <w:tcPr>
-            <w:tcW w:w="2200" w:type="dxa"/>
+            <w:tcW w:w="2300" w:type="dxa"/>
             <w:vAlign w:val="center"/>
           </w:tcPr>
           <w:p>
@@ -5142,7 +5142,7 @@
         </w:tc>
         <w:tc>
           <w:tcPr>
-            <w:tcW w:w="4094" w:type="dxa"/>
+            <w:tcW w:w="3744" w:type="dxa"/>
             <w:vAlign w:val="center"/>
           </w:tcPr>
           <w:p>
@@ -5188,7 +5188,7 @@
         </w:trPr>
         <w:tc>
           <w:tcPr>
-            <w:tcW w:w="2200" w:type="dxa"/>
+            <w:tcW w:w="2450" w:type="dxa"/>
             <w:vAlign w:val="center"/>
           </w:tcPr>
           <w:p>
@@ -5208,7 +5208,7 @@
         </w:tc>
         <w:tc>
           <w:tcPr>
-            <w:tcW w:w="2200" w:type="dxa"/>
+            <w:tcW w:w="2300" w:type="dxa"/>
             <w:vAlign w:val="center"/>
           </w:tcPr>
           <w:p>
@@ -5228,7 +5228,7 @@
         </w:tc>
         <w:tc>
           <w:tcPr>
-            <w:tcW w:w="4094" w:type="dxa"/>
+            <w:tcW w:w="3744" w:type="dxa"/>
             <w:vAlign w:val="center"/>
           </w:tcPr>
           <w:p>
@@ -5274,7 +5274,7 @@
         </w:trPr>
         <w:tc>
           <w:tcPr>
-            <w:tcW w:w="2200" w:type="dxa"/>
+            <w:tcW w:w="2450" w:type="dxa"/>
             <w:vAlign w:val="center"/>
           </w:tcPr>
           <w:p>
@@ -5294,7 +5294,7 @@
         </w:tc>
         <w:tc>
           <w:tcPr>
-            <w:tcW w:w="2200" w:type="dxa"/>
+            <w:tcW w:w="2300" w:type="dxa"/>
             <w:vAlign w:val="center"/>
           </w:tcPr>
           <w:p>
@@ -5314,7 +5314,7 @@
         </w:tc>
         <w:tc>
           <w:tcPr>
-            <w:tcW w:w="4094" w:type="dxa"/>
+            <w:tcW w:w="3744" w:type="dxa"/>
             <w:vAlign w:val="center"/>
           </w:tcPr>
           <w:p>
@@ -5360,7 +5360,7 @@
         </w:trPr>
         <w:tc>
           <w:tcPr>
-            <w:tcW w:w="2200" w:type="dxa"/>
+            <w:tcW w:w="2450" w:type="dxa"/>
             <w:vAlign w:val="center"/>
           </w:tcPr>
           <w:p>
@@ -5380,7 +5380,7 @@
         </w:tc>
         <w:tc>
           <w:tcPr>
-            <w:tcW w:w="2200" w:type="dxa"/>
+            <w:tcW w:w="2300" w:type="dxa"/>
             <w:vAlign w:val="center"/>
           </w:tcPr>
           <w:p>
@@ -5400,7 +5400,7 @@
         </w:tc>
         <w:tc>
           <w:tcPr>
-            <w:tcW w:w="4094" w:type="dxa"/>
+            <w:tcW w:w="3744" w:type="dxa"/>
             <w:vAlign w:val="center"/>
           </w:tcPr>
           <w:p>
@@ -5446,7 +5446,7 @@
         </w:trPr>
         <w:tc>
           <w:tcPr>
-            <w:tcW w:w="2200" w:type="dxa"/>
+            <w:tcW w:w="2450" w:type="dxa"/>
             <w:vAlign w:val="center"/>
           </w:tcPr>
           <w:p>
@@ -5466,7 +5466,7 @@
         </w:tc>
         <w:tc>
           <w:tcPr>
-            <w:tcW w:w="2200" w:type="dxa"/>
+            <w:tcW w:w="2300" w:type="dxa"/>
             <w:vAlign w:val="center"/>
           </w:tcPr>
           <w:p>
@@ -5486,7 +5486,7 @@
         </w:tc>
         <w:tc>
           <w:tcPr>
-            <w:tcW w:w="4094" w:type="dxa"/>
+            <w:tcW w:w="3744" w:type="dxa"/>
             <w:vAlign w:val="center"/>
           </w:tcPr>
           <w:p>
@@ -5532,7 +5532,7 @@
         </w:trPr>
         <w:tc>
           <w:tcPr>
-            <w:tcW w:w="2200" w:type="dxa"/>
+            <w:tcW w:w="2450" w:type="dxa"/>
             <w:vAlign w:val="center"/>
           </w:tcPr>
           <w:p>
@@ -5552,7 +5552,7 @@
         </w:tc>
         <w:tc>
           <w:tcPr>
-            <w:tcW w:w="2200" w:type="dxa"/>
+            <w:tcW w:w="2300" w:type="dxa"/>
             <w:vAlign w:val="center"/>
           </w:tcPr>
           <w:p>
@@ -5572,7 +5572,7 @@
         </w:tc>
         <w:tc>
           <w:tcPr>
-            <w:tcW w:w="4094" w:type="dxa"/>
+            <w:tcW w:w="3744" w:type="dxa"/>
             <w:vAlign w:val="center"/>
           </w:tcPr>
           <w:p>
@@ -5618,7 +5618,7 @@
         </w:trPr>
         <w:tc>
           <w:tcPr>
-            <w:tcW w:w="2200" w:type="dxa"/>
+            <w:tcW w:w="2450" w:type="dxa"/>
             <w:vAlign w:val="center"/>
           </w:tcPr>
           <w:p>
@@ -5638,7 +5638,7 @@
         </w:tc>
         <w:tc>
           <w:tcPr>
-            <w:tcW w:w="2200" w:type="dxa"/>
+            <w:tcW w:w="2300" w:type="dxa"/>
             <w:vAlign w:val="center"/>
           </w:tcPr>
           <w:p>
@@ -5658,7 +5658,7 @@
         </w:tc>
         <w:tc>
           <w:tcPr>
-            <w:tcW w:w="4094" w:type="dxa"/>
+            <w:tcW w:w="3744" w:type="dxa"/>
             <w:vAlign w:val="center"/>
           </w:tcPr>
           <w:p>
@@ -5704,7 +5704,7 @@
         </w:trPr>
         <w:tc>
           <w:tcPr>
-            <w:tcW w:w="2200" w:type="dxa"/>
+            <w:tcW w:w="2450" w:type="dxa"/>
             <w:vAlign w:val="center"/>
           </w:tcPr>
           <w:p>
@@ -5724,7 +5724,7 @@
         </w:tc>
         <w:tc>
           <w:tcPr>
-            <w:tcW w:w="2200" w:type="dxa"/>
+            <w:tcW w:w="2300" w:type="dxa"/>
             <w:vAlign w:val="center"/>
           </w:tcPr>
           <w:p>
@@ -5744,7 +5744,7 @@
         </w:tc>
         <w:tc>
           <w:tcPr>
-            <w:tcW w:w="4094" w:type="dxa"/>
+            <w:tcW w:w="3744" w:type="dxa"/>
             <w:vAlign w:val="center"/>
           </w:tcPr>
           <w:p>
